--- a/docs/Claude_Skills_README.docx
+++ b/docs/Claude_Skills_README.docx
@@ -75,6 +75,58 @@
                 <w:sz w:val="18"/>
               </w:rPr>
               <w:t>Root skill folders in this repo are canonical. Packaged plugin copies must be synced from root before publishing.</w:t>
+            </w:r>
+          </w:p>
+        </w:tc>
+      </w:tr>
+    </w:tbl>
+    <w:p/>
+    <w:tbl>
+      <w:tblPr>
+        <w:tblW w:type="auto" w:w="0"/>
+        <w:jc w:val="center"/>
+        <w:tblLook w:firstColumn="1" w:firstRow="1" w:lastColumn="0" w:lastRow="0" w:noHBand="0" w:noVBand="1" w:val="04A0"/>
+      </w:tblPr>
+      <w:tblGrid>
+        <w:gridCol w:w="10800"/>
+      </w:tblGrid>
+      <w:tr>
+        <w:tc>
+          <w:tcPr>
+            <w:tcW w:type="dxa" w:w="10800"/>
+            <w:shd w:fill="D9E2F3"/>
+            <w:tcBorders>
+              <w:top w:val="single" w:sz="4" w:space="0" w:color="DDDDDD"/>
+              <w:left w:val="single" w:sz="4" w:space="0" w:color="DDDDDD"/>
+              <w:bottom w:val="single" w:sz="4" w:space="0" w:color="DDDDDD"/>
+              <w:right w:val="single" w:sz="4" w:space="0" w:color="DDDDDD"/>
+            </w:tcBorders>
+            <w:tcMar>
+              <w:top w:w="80" w:type="dxa"/>
+              <w:left w:w="160" w:type="dxa"/>
+              <w:bottom w:w="80" w:type="dxa"/>
+              <w:right w:w="160" w:type="dxa"/>
+            </w:tcMar>
+          </w:tcPr>
+          <w:p>
+            <w:pPr>
+              <w:spacing w:after="0"/>
+            </w:pPr>
+            <w:r>
+              <w:rPr>
+                <w:rFonts w:ascii="Wix Madefor Display SemiBold" w:hAnsi="Wix Madefor Display SemiBold" w:eastAsia="Wix Madefor Display SemiBold"/>
+                <w:b/>
+                <w:color w:val="0F4761"/>
+                <w:sz w:val="18"/>
+              </w:rPr>
+              <w:t xml:space="preserve">Deal-pack execution standard: </w:t>
+            </w:r>
+            <w:r>
+              <w:rPr>
+                <w:rFonts w:ascii="Wix Madefor Display" w:hAnsi="Wix Madefor Display" w:eastAsia="Wix Madefor Display"/>
+                <w:sz w:val="18"/>
+              </w:rPr>
+              <w:t>For checkpointed full-deal work, use docs/new-deal-gold-standard-prompt-sequence.md with new-deal-pipeline/quality-contract.md loaded before research starts.</w:t>
             </w:r>
           </w:p>
         </w:tc>
@@ -715,7 +767,7 @@
                 <w:color w:val="000000"/>
                 <w:sz w:val="16"/>
               </w:rPr>
-              <w:t>Hardens prose, claims, adverse cases, and failure modes before production.</w:t>
+              <w:t>Hardens prose, claims, evidence tags, adverse cases, and failure modes before production.</w:t>
             </w:r>
           </w:p>
         </w:tc>
@@ -813,7 +865,7 @@
                 <w:color w:val="000000"/>
                 <w:sz w:val="16"/>
               </w:rPr>
-              <w:t>Produces branded output files only after quality layers are complete.</w:t>
+              <w:t>Produces branded output files only after quality layers are complete; Pattern DOCX uses true Word footnotes for thesis-critical sources.</w:t>
             </w:r>
           </w:p>
         </w:tc>
@@ -2603,6 +2655,304 @@
           <w:color w:val="4280F4"/>
           <w:sz w:val="24"/>
         </w:rPr>
+        <w:t>Evidence and Footnote Standard</w:t>
+      </w:r>
+    </w:p>
+    <w:tbl>
+      <w:tblPr>
+        <w:tblW w:type="auto" w:w="0"/>
+        <w:jc w:val="center"/>
+        <w:tblLook w:firstColumn="1" w:firstRow="1" w:lastColumn="0" w:lastRow="0" w:noHBand="0" w:noVBand="1" w:val="04A0"/>
+      </w:tblPr>
+      <w:tblGrid>
+        <w:gridCol w:w="5400"/>
+        <w:gridCol w:w="5400"/>
+      </w:tblGrid>
+      <w:tr>
+        <w:trPr>
+          <w:tblHeader w:val="true"/>
+        </w:trPr>
+        <w:tc>
+          <w:tcPr>
+            <w:tcW w:type="dxa" w:w="3200"/>
+            <w:shd w:fill="0F4761"/>
+            <w:tcBorders>
+              <w:top w:val="single" w:sz="4" w:space="0" w:color="DDDDDD"/>
+              <w:left w:val="single" w:sz="4" w:space="0" w:color="DDDDDD"/>
+              <w:bottom w:val="single" w:sz="4" w:space="0" w:color="DDDDDD"/>
+              <w:right w:val="single" w:sz="4" w:space="0" w:color="DDDDDD"/>
+            </w:tcBorders>
+            <w:tcMar>
+              <w:top w:w="80" w:type="dxa"/>
+              <w:left w:w="120" w:type="dxa"/>
+              <w:bottom w:w="80" w:type="dxa"/>
+              <w:right w:w="120" w:type="dxa"/>
+            </w:tcMar>
+          </w:tcPr>
+          <w:p>
+            <w:pPr>
+              <w:spacing w:after="0"/>
+            </w:pPr>
+            <w:r>
+              <w:rPr>
+                <w:rFonts w:ascii="Wix Madefor Display SemiBold" w:hAnsi="Wix Madefor Display SemiBold" w:eastAsia="Wix Madefor Display SemiBold"/>
+                <w:b/>
+                <w:color w:val="FFFFFF"/>
+                <w:sz w:val="16"/>
+              </w:rPr>
+              <w:t>Standard</w:t>
+            </w:r>
+          </w:p>
+        </w:tc>
+        <w:tc>
+          <w:tcPr>
+            <w:tcW w:type="dxa" w:w="7600"/>
+            <w:shd w:fill="0F4761"/>
+            <w:tcBorders>
+              <w:top w:val="single" w:sz="4" w:space="0" w:color="DDDDDD"/>
+              <w:left w:val="single" w:sz="4" w:space="0" w:color="DDDDDD"/>
+              <w:bottom w:val="single" w:sz="4" w:space="0" w:color="DDDDDD"/>
+              <w:right w:val="single" w:sz="4" w:space="0" w:color="DDDDDD"/>
+            </w:tcBorders>
+            <w:tcMar>
+              <w:top w:w="80" w:type="dxa"/>
+              <w:left w:w="120" w:type="dxa"/>
+              <w:bottom w:w="80" w:type="dxa"/>
+              <w:right w:w="120" w:type="dxa"/>
+            </w:tcMar>
+          </w:tcPr>
+          <w:p>
+            <w:pPr>
+              <w:spacing w:after="0"/>
+            </w:pPr>
+            <w:r>
+              <w:rPr>
+                <w:rFonts w:ascii="Wix Madefor Display SemiBold" w:hAnsi="Wix Madefor Display SemiBold" w:eastAsia="Wix Madefor Display SemiBold"/>
+                <w:b/>
+                <w:color w:val="FFFFFF"/>
+                <w:sz w:val="16"/>
+              </w:rPr>
+              <w:t>Rule</w:t>
+            </w:r>
+          </w:p>
+        </w:tc>
+      </w:tr>
+      <w:tr>
+        <w:tc>
+          <w:tcPr>
+            <w:tcW w:type="dxa" w:w="3200"/>
+            <w:tcBorders>
+              <w:top w:val="single" w:sz="4" w:space="0" w:color="DDDDDD"/>
+              <w:left w:val="single" w:sz="4" w:space="0" w:color="DDDDDD"/>
+              <w:bottom w:val="single" w:sz="4" w:space="0" w:color="DDDDDD"/>
+              <w:right w:val="single" w:sz="4" w:space="0" w:color="DDDDDD"/>
+            </w:tcBorders>
+            <w:tcMar>
+              <w:top w:w="80" w:type="dxa"/>
+              <w:left w:w="120" w:type="dxa"/>
+              <w:bottom w:w="80" w:type="dxa"/>
+              <w:right w:w="120" w:type="dxa"/>
+            </w:tcMar>
+            <w:shd w:fill="F5F8FF"/>
+            <w:vAlign w:val="center"/>
+          </w:tcPr>
+          <w:p>
+            <w:pPr>
+              <w:spacing w:after="0"/>
+            </w:pPr>
+            <w:r>
+              <w:rPr>
+                <w:rFonts w:ascii="Wix Madefor Display" w:hAnsi="Wix Madefor Display" w:eastAsia="Wix Madefor Display"/>
+                <w:b w:val="0"/>
+                <w:color w:val="000000"/>
+                <w:sz w:val="16"/>
+              </w:rPr>
+              <w:t>Evidence tags</w:t>
+            </w:r>
+          </w:p>
+        </w:tc>
+        <w:tc>
+          <w:tcPr>
+            <w:tcW w:type="dxa" w:w="7600"/>
+            <w:tcBorders>
+              <w:top w:val="single" w:sz="4" w:space="0" w:color="DDDDDD"/>
+              <w:left w:val="single" w:sz="4" w:space="0" w:color="DDDDDD"/>
+              <w:bottom w:val="single" w:sz="4" w:space="0" w:color="DDDDDD"/>
+              <w:right w:val="single" w:sz="4" w:space="0" w:color="DDDDDD"/>
+            </w:tcBorders>
+            <w:tcMar>
+              <w:top w:w="80" w:type="dxa"/>
+              <w:left w:w="120" w:type="dxa"/>
+              <w:bottom w:w="80" w:type="dxa"/>
+              <w:right w:w="120" w:type="dxa"/>
+            </w:tcMar>
+            <w:shd w:fill="F5F8FF"/>
+            <w:vAlign w:val="center"/>
+          </w:tcPr>
+          <w:p>
+            <w:pPr>
+              <w:spacing w:after="0"/>
+            </w:pPr>
+            <w:r>
+              <w:rPr>
+                <w:rFonts w:ascii="Wix Madefor Display" w:hAnsi="Wix Madefor Display" w:eastAsia="Wix Madefor Display"/>
+                <w:b w:val="0"/>
+                <w:color w:val="000000"/>
+                <w:sz w:val="16"/>
+              </w:rPr>
+              <w:t>Use [F · H]-style tags for thesis-critical evidence: type = fact / estimate / hypothesis; confidence = high / medium / low.</w:t>
+            </w:r>
+          </w:p>
+        </w:tc>
+      </w:tr>
+      <w:tr>
+        <w:tc>
+          <w:tcPr>
+            <w:tcW w:type="dxa" w:w="3200"/>
+            <w:tcBorders>
+              <w:top w:val="single" w:sz="4" w:space="0" w:color="DDDDDD"/>
+              <w:left w:val="single" w:sz="4" w:space="0" w:color="DDDDDD"/>
+              <w:bottom w:val="single" w:sz="4" w:space="0" w:color="DDDDDD"/>
+              <w:right w:val="single" w:sz="4" w:space="0" w:color="DDDDDD"/>
+            </w:tcBorders>
+            <w:tcMar>
+              <w:top w:w="80" w:type="dxa"/>
+              <w:left w:w="120" w:type="dxa"/>
+              <w:bottom w:w="80" w:type="dxa"/>
+              <w:right w:w="120" w:type="dxa"/>
+            </w:tcMar>
+            <w:vAlign w:val="center"/>
+          </w:tcPr>
+          <w:p>
+            <w:pPr>
+              <w:spacing w:after="0"/>
+            </w:pPr>
+            <w:r>
+              <w:rPr>
+                <w:rFonts w:ascii="Wix Madefor Display" w:hAnsi="Wix Madefor Display" w:eastAsia="Wix Madefor Display"/>
+                <w:b w:val="0"/>
+                <w:color w:val="000000"/>
+                <w:sz w:val="16"/>
+              </w:rPr>
+              <w:t>True Word footnotes</w:t>
+            </w:r>
+          </w:p>
+        </w:tc>
+        <w:tc>
+          <w:tcPr>
+            <w:tcW w:type="dxa" w:w="7600"/>
+            <w:tcBorders>
+              <w:top w:val="single" w:sz="4" w:space="0" w:color="DDDDDD"/>
+              <w:left w:val="single" w:sz="4" w:space="0" w:color="DDDDDD"/>
+              <w:bottom w:val="single" w:sz="4" w:space="0" w:color="DDDDDD"/>
+              <w:right w:val="single" w:sz="4" w:space="0" w:color="DDDDDD"/>
+            </w:tcBorders>
+            <w:tcMar>
+              <w:top w:w="80" w:type="dxa"/>
+              <w:left w:w="120" w:type="dxa"/>
+              <w:bottom w:w="80" w:type="dxa"/>
+              <w:right w:w="120" w:type="dxa"/>
+            </w:tcMar>
+            <w:vAlign w:val="center"/>
+          </w:tcPr>
+          <w:p>
+            <w:pPr>
+              <w:spacing w:after="0"/>
+            </w:pPr>
+            <w:r>
+              <w:rPr>
+                <w:rFonts w:ascii="Wix Madefor Display" w:hAnsi="Wix Madefor Display" w:eastAsia="Wix Madefor Display"/>
+                <w:b w:val="0"/>
+                <w:color w:val="000000"/>
+                <w:sz w:val="16"/>
+              </w:rPr>
+              <w:t>Pattern DOCX reports use real w:footnoteReference runs mapped to word/footnotes.xml. Do not emulate footnotes with manual page-bottom text.</w:t>
+            </w:r>
+          </w:p>
+        </w:tc>
+      </w:tr>
+      <w:tr>
+        <w:tc>
+          <w:tcPr>
+            <w:tcW w:type="dxa" w:w="3200"/>
+            <w:tcBorders>
+              <w:top w:val="single" w:sz="4" w:space="0" w:color="DDDDDD"/>
+              <w:left w:val="single" w:sz="4" w:space="0" w:color="DDDDDD"/>
+              <w:bottom w:val="single" w:sz="4" w:space="0" w:color="DDDDDD"/>
+              <w:right w:val="single" w:sz="4" w:space="0" w:color="DDDDDD"/>
+            </w:tcBorders>
+            <w:tcMar>
+              <w:top w:w="80" w:type="dxa"/>
+              <w:left w:w="120" w:type="dxa"/>
+              <w:bottom w:w="80" w:type="dxa"/>
+              <w:right w:w="120" w:type="dxa"/>
+            </w:tcMar>
+            <w:shd w:fill="F5F8FF"/>
+            <w:vAlign w:val="center"/>
+          </w:tcPr>
+          <w:p>
+            <w:pPr>
+              <w:spacing w:after="0"/>
+            </w:pPr>
+            <w:r>
+              <w:rPr>
+                <w:rFonts w:ascii="Wix Madefor Display" w:hAnsi="Wix Madefor Display" w:eastAsia="Wix Madefor Display"/>
+                <w:b w:val="0"/>
+                <w:color w:val="000000"/>
+                <w:sz w:val="16"/>
+              </w:rPr>
+              <w:t>Strict source gate</w:t>
+            </w:r>
+          </w:p>
+        </w:tc>
+        <w:tc>
+          <w:tcPr>
+            <w:tcW w:type="dxa" w:w="7600"/>
+            <w:tcBorders>
+              <w:top w:val="single" w:sz="4" w:space="0" w:color="DDDDDD"/>
+              <w:left w:val="single" w:sz="4" w:space="0" w:color="DDDDDD"/>
+              <w:bottom w:val="single" w:sz="4" w:space="0" w:color="DDDDDD"/>
+              <w:right w:val="single" w:sz="4" w:space="0" w:color="DDDDDD"/>
+            </w:tcBorders>
+            <w:tcMar>
+              <w:top w:w="80" w:type="dxa"/>
+              <w:left w:w="120" w:type="dxa"/>
+              <w:bottom w:w="80" w:type="dxa"/>
+              <w:right w:w="120" w:type="dxa"/>
+            </w:tcMar>
+            <w:shd w:fill="F5F8FF"/>
+            <w:vAlign w:val="center"/>
+          </w:tcPr>
+          <w:p>
+            <w:pPr>
+              <w:spacing w:after="0"/>
+            </w:pPr>
+            <w:r>
+              <w:rPr>
+                <w:rFonts w:ascii="Wix Madefor Display" w:hAnsi="Wix Madefor Display" w:eastAsia="Wix Madefor Display"/>
+                <w:b w:val="0"/>
+                <w:color w:val="000000"/>
+                <w:sz w:val="16"/>
+              </w:rPr>
+              <w:t>If a thesis-critical claim lacks support, recurring numbers conflict, arithmetic is missing, or superlatives are unsupported, return HALT instead of a polished draft.</w:t>
+            </w:r>
+          </w:p>
+        </w:tc>
+      </w:tr>
+    </w:tbl>
+    <w:p/>
+    <w:p>
+      <w:pPr>
+        <w:keepNext/>
+        <w:spacing w:before="200" w:after="100"/>
+      </w:pPr>
+      <w:r>
+        <w:rPr>
+          <w:rFonts w:ascii="Wix Madefor Display SemiBold" w:hAnsi="Wix Madefor Display SemiBold" w:eastAsia="Wix Madefor Display SemiBold"/>
+          <w:b/>
+          <w:color w:val="4280F4"/>
+          <w:sz w:val="24"/>
+        </w:rPr>
         <w:t>Pivotal Gold-Standard Guides</w:t>
       </w:r>
     </w:p>
@@ -4051,6 +4401,140 @@
           </w:p>
         </w:tc>
       </w:tr>
+      <w:tr>
+        <w:tc>
+          <w:tcPr>
+            <w:tcW w:type="dxa" w:w="4200"/>
+            <w:tcBorders>
+              <w:top w:val="single" w:sz="4" w:space="0" w:color="DDDDDD"/>
+              <w:left w:val="single" w:sz="4" w:space="0" w:color="DDDDDD"/>
+              <w:bottom w:val="single" w:sz="4" w:space="0" w:color="DDDDDD"/>
+              <w:right w:val="single" w:sz="4" w:space="0" w:color="DDDDDD"/>
+            </w:tcBorders>
+            <w:tcMar>
+              <w:top w:w="80" w:type="dxa"/>
+              <w:left w:w="120" w:type="dxa"/>
+              <w:bottom w:w="80" w:type="dxa"/>
+              <w:right w:w="120" w:type="dxa"/>
+            </w:tcMar>
+            <w:vAlign w:val="center"/>
+          </w:tcPr>
+          <w:p>
+            <w:pPr>
+              <w:spacing w:after="0"/>
+            </w:pPr>
+            <w:r>
+              <w:rPr>
+                <w:rFonts w:ascii="Wix Madefor Display" w:hAnsi="Wix Madefor Display" w:eastAsia="Wix Madefor Display"/>
+                <w:b w:val="0"/>
+                <w:color w:val="000000"/>
+                <w:sz w:val="16"/>
+              </w:rPr>
+              <w:t>docs/new-deal-gold-standard-prompt-sequence.md</w:t>
+            </w:r>
+          </w:p>
+        </w:tc>
+        <w:tc>
+          <w:tcPr>
+            <w:tcW w:type="dxa" w:w="6600"/>
+            <w:tcBorders>
+              <w:top w:val="single" w:sz="4" w:space="0" w:color="DDDDDD"/>
+              <w:left w:val="single" w:sz="4" w:space="0" w:color="DDDDDD"/>
+              <w:bottom w:val="single" w:sz="4" w:space="0" w:color="DDDDDD"/>
+              <w:right w:val="single" w:sz="4" w:space="0" w:color="DDDDDD"/>
+            </w:tcBorders>
+            <w:tcMar>
+              <w:top w:w="80" w:type="dxa"/>
+              <w:left w:w="120" w:type="dxa"/>
+              <w:bottom w:w="80" w:type="dxa"/>
+              <w:right w:w="120" w:type="dxa"/>
+            </w:tcMar>
+            <w:vAlign w:val="center"/>
+          </w:tcPr>
+          <w:p>
+            <w:pPr>
+              <w:spacing w:after="0"/>
+            </w:pPr>
+            <w:r>
+              <w:rPr>
+                <w:rFonts w:ascii="Wix Madefor Display" w:hAnsi="Wix Madefor Display" w:eastAsia="Wix Madefor Display"/>
+                <w:b w:val="0"/>
+                <w:color w:val="000000"/>
+                <w:sz w:val="16"/>
+              </w:rPr>
+              <w:t>Repeatable prompt sequence for full market research, competitive assessment, IC memo, and cross-output QA.</w:t>
+            </w:r>
+          </w:p>
+        </w:tc>
+      </w:tr>
+      <w:tr>
+        <w:tc>
+          <w:tcPr>
+            <w:tcW w:type="dxa" w:w="4200"/>
+            <w:tcBorders>
+              <w:top w:val="single" w:sz="4" w:space="0" w:color="DDDDDD"/>
+              <w:left w:val="single" w:sz="4" w:space="0" w:color="DDDDDD"/>
+              <w:bottom w:val="single" w:sz="4" w:space="0" w:color="DDDDDD"/>
+              <w:right w:val="single" w:sz="4" w:space="0" w:color="DDDDDD"/>
+            </w:tcBorders>
+            <w:tcMar>
+              <w:top w:w="80" w:type="dxa"/>
+              <w:left w:w="120" w:type="dxa"/>
+              <w:bottom w:w="80" w:type="dxa"/>
+              <w:right w:w="120" w:type="dxa"/>
+            </w:tcMar>
+            <w:shd w:fill="F5F8FF"/>
+            <w:vAlign w:val="center"/>
+          </w:tcPr>
+          <w:p>
+            <w:pPr>
+              <w:spacing w:after="0"/>
+            </w:pPr>
+            <w:r>
+              <w:rPr>
+                <w:rFonts w:ascii="Wix Madefor Display" w:hAnsi="Wix Madefor Display" w:eastAsia="Wix Madefor Display"/>
+                <w:b w:val="0"/>
+                <w:color w:val="000000"/>
+                <w:sz w:val="16"/>
+              </w:rPr>
+              <w:t>pattern-docx/references/production-spec.md</w:t>
+            </w:r>
+          </w:p>
+        </w:tc>
+        <w:tc>
+          <w:tcPr>
+            <w:tcW w:type="dxa" w:w="6600"/>
+            <w:tcBorders>
+              <w:top w:val="single" w:sz="4" w:space="0" w:color="DDDDDD"/>
+              <w:left w:val="single" w:sz="4" w:space="0" w:color="DDDDDD"/>
+              <w:bottom w:val="single" w:sz="4" w:space="0" w:color="DDDDDD"/>
+              <w:right w:val="single" w:sz="4" w:space="0" w:color="DDDDDD"/>
+            </w:tcBorders>
+            <w:tcMar>
+              <w:top w:w="80" w:type="dxa"/>
+              <w:left w:w="120" w:type="dxa"/>
+              <w:bottom w:w="80" w:type="dxa"/>
+              <w:right w:w="120" w:type="dxa"/>
+            </w:tcMar>
+            <w:shd w:fill="F5F8FF"/>
+            <w:vAlign w:val="center"/>
+          </w:tcPr>
+          <w:p>
+            <w:pPr>
+              <w:spacing w:after="0"/>
+            </w:pPr>
+            <w:r>
+              <w:rPr>
+                <w:rFonts w:ascii="Wix Madefor Display" w:hAnsi="Wix Madefor Display" w:eastAsia="Wix Madefor Display"/>
+                <w:b w:val="0"/>
+                <w:color w:val="000000"/>
+                <w:sz w:val="16"/>
+              </w:rPr>
+              <w:t>Pattern DOCX implementation spec, including true Word footnotes and source-tag format.</w:t>
+            </w:r>
+          </w:p>
+        </w:tc>
+      </w:tr>
     </w:tbl>
     <w:p/>
     <w:sectPr>
